--- a/४.लिंक बनाए राखिए..Document.docx
+++ b/४.लिंक बनाए राखिए..Document.docx
@@ -55,6 +55,34 @@
     </w:p>
     <w:p>
       <w:pPr>
+        <w:spacing w:after="0"/>
+        <w:jc w:val="both"/>
+      </w:pPr>
+      <w:r>
+        <w:rPr>
+          <w:rFonts w:ascii="Mangal" w:hAnsi="Mangal" w:cs="Mangal" w:eastAsia="Mangal"/>
+          <w:b/>
+          <w:sz w:val="24"/>
+        </w:rPr>
+        <w:t>शीर्षक पाठ की व्यंग्यात्मकता को संक्षेप में स्पष्ट कीजिए</w:t>
+      </w:r>
+    </w:p>
+    <w:p>
+      <w:pPr>
+        <w:spacing w:after="0"/>
+        <w:jc w:val="both"/>
+      </w:pPr>
+      <w:r>
+        <w:rPr>
+          <w:rFonts w:ascii="Mangal" w:hAnsi="Mangal" w:cs="Mangal" w:eastAsia="Mangal"/>
+          <w:b w:val="0"/>
+          <w:sz w:val="24"/>
+        </w:rPr>
+        <w:t>लेखक “लिंक” को जीवन के हर क्षेत्र में सफलता, सुविधा और न्याय पाने की अनिवार्य कुंजी बताकर सिफारिश और पहुँच की संस्कृति पर व्यंग्य करते हैं। कुत्ते के मृत्यु-प्रमाणपत्र से शुरू हुई बात पद, पुरस्कार, दंड और भगवान के दर्शन तक पहुँचती है; इससे योग्यता और नियमों की जगह संबंधों का महत्व दिखता है। लेखक ऐसी व्यवस्था चाहते हैं जहाँ अधिकार पाने के लिए निजी संपर्क न चाहिए।</w:t>
+      </w:r>
+    </w:p>
+    <w:p>
+      <w:pPr>
         <w:rPr>
           <w:rFonts w:cs="Mangal"/>
           <w:b/>
@@ -113,6 +141,90 @@
     </w:p>
     <w:p>
       <w:pPr>
+        <w:spacing w:after="0"/>
+        <w:jc w:val="both"/>
+      </w:pPr>
+      <w:r>
+        <w:rPr>
+          <w:rFonts w:ascii="Mangal" w:hAnsi="Mangal" w:cs="Mangal" w:eastAsia="Mangal"/>
+          <w:b/>
+          <w:sz w:val="24"/>
+        </w:rPr>
+        <w:t>पंक्तियों की व्यंग्यात्मकता को विस्तृत रूप में स्पष्ट कीजिए</w:t>
+      </w:r>
+    </w:p>
+    <w:p>
+      <w:pPr>
+        <w:spacing w:after="0"/>
+        <w:jc w:val="both"/>
+      </w:pPr>
+      <w:r>
+        <w:rPr>
+          <w:rFonts w:ascii="Mangal" w:hAnsi="Mangal" w:cs="Mangal" w:eastAsia="Mangal"/>
+          <w:b w:val="0"/>
+          <w:sz w:val="24"/>
+        </w:rPr>
+        <w:t>कथावाचक के पास “लिंक” तो हैं, पर वे सीधे नहीं, एक-दूसरे के माध्यम से जुड़े हैं। कुत्ते का प्रमाणपत्र बनवाने की साधारण जरूरत में भी यह फर्क काम आने की विश्वसनीयता तय करता है; अतिशयोक्ति बताती है कि सामान्य सेवाएँ भी पहुँच और सिफारिश पर निर्भर हो गई हैं।</w:t>
+      </w:r>
+    </w:p>
+    <w:p>
+      <w:pPr>
+        <w:spacing w:after="0"/>
+        <w:jc w:val="both"/>
+      </w:pPr>
+      <w:r>
+        <w:rPr>
+          <w:rFonts w:ascii="Mangal" w:hAnsi="Mangal" w:cs="Mangal" w:eastAsia="Mangal"/>
+          <w:b/>
+          <w:sz w:val="24"/>
+        </w:rPr>
+        <w:t>इसमें मुख्य व्यंग्य कौन-सा है?</w:t>
+      </w:r>
+    </w:p>
+    <w:p>
+      <w:pPr>
+        <w:spacing w:after="0"/>
+        <w:jc w:val="both"/>
+      </w:pPr>
+      <w:r>
+        <w:rPr>
+          <w:rFonts w:ascii="Mangal" w:hAnsi="Mangal" w:cs="Mangal" w:eastAsia="Mangal"/>
+          <w:b w:val="0"/>
+          <w:sz w:val="24"/>
+        </w:rPr>
+        <w:t>मुख्य व्यंग्य सिफारिश-प्रधान व्यवस्था पर है, जहाँ काम का अधिकार या नियम पर्याप्त नहीं; प्रभावशाली सीधा संपर्क अधिक भरोसेमंद माना जाता है।</w:t>
+      </w:r>
+    </w:p>
+    <w:p>
+      <w:pPr>
+        <w:spacing w:after="0"/>
+        <w:jc w:val="both"/>
+      </w:pPr>
+      <w:r>
+        <w:rPr>
+          <w:rFonts w:ascii="Mangal" w:hAnsi="Mangal" w:cs="Mangal" w:eastAsia="Mangal"/>
+          <w:b/>
+          <w:sz w:val="24"/>
+        </w:rPr>
+        <w:t>लेखक क्या परिवर्तन चाहते हैं?</w:t>
+      </w:r>
+    </w:p>
+    <w:p>
+      <w:pPr>
+        <w:spacing w:after="0"/>
+        <w:jc w:val="both"/>
+      </w:pPr>
+      <w:r>
+        <w:rPr>
+          <w:rFonts w:ascii="Mangal" w:hAnsi="Mangal" w:cs="Mangal" w:eastAsia="Mangal"/>
+          <w:b w:val="0"/>
+          <w:sz w:val="24"/>
+        </w:rPr>
+        <w:t>लेखक चाहते हैं कि नगर-सेवाएँ और सरकारी काम पारदर्शी नियमों से हों। नागरिकों को प्रमाणपत्र या अधिकार पाने के लिए व्यक्तिगत लिंक ढूँढ़ने न पड़ें।</w:t>
+      </w:r>
+    </w:p>
+    <w:p>
+      <w:pPr>
         <w:rPr>
           <w:rFonts w:cs="Mangal"/>
           <w:b/>
@@ -181,6 +293,90 @@
           <w:cs/>
         </w:rPr>
         <w:t>पृ.क्र.२६)</w:t>
+      </w:r>
+    </w:p>
+    <w:p>
+      <w:pPr>
+        <w:spacing w:after="0"/>
+        <w:jc w:val="both"/>
+      </w:pPr>
+      <w:r>
+        <w:rPr>
+          <w:rFonts w:ascii="Mangal" w:hAnsi="Mangal" w:cs="Mangal" w:eastAsia="Mangal"/>
+          <w:b/>
+          <w:sz w:val="24"/>
+        </w:rPr>
+        <w:t>पंक्तियों की व्यंग्यात्मकता को विस्तृत रूप में स्पष्ट कीजिए</w:t>
+      </w:r>
+    </w:p>
+    <w:p>
+      <w:pPr>
+        <w:spacing w:after="0"/>
+        <w:jc w:val="both"/>
+      </w:pPr>
+      <w:r>
+        <w:rPr>
+          <w:rFonts w:ascii="Mangal" w:hAnsi="Mangal" w:cs="Mangal" w:eastAsia="Mangal"/>
+          <w:b w:val="0"/>
+          <w:sz w:val="24"/>
+        </w:rPr>
+        <w:t>लिंक को गधे को राजा और शेर को उसका चपरासी बनाने वाली ताकत कहना संबंधों के प्रभाव को अतिरंजित करता है। बलात्कार के बाद भी अपराधी को दंड के बदले सम्मान मिलना न्याय के उलट परिणाम का उदाहरण है; इससे ज्ञान और ईमान की सारी प्रतिष्ठा ढहती दिखाई देती है।</w:t>
+      </w:r>
+    </w:p>
+    <w:p>
+      <w:pPr>
+        <w:spacing w:after="0"/>
+        <w:jc w:val="both"/>
+      </w:pPr>
+      <w:r>
+        <w:rPr>
+          <w:rFonts w:ascii="Mangal" w:hAnsi="Mangal" w:cs="Mangal" w:eastAsia="Mangal"/>
+          <w:b/>
+          <w:sz w:val="24"/>
+        </w:rPr>
+        <w:t>इसमें मुख्य व्यंग्य कौन-सा है?</w:t>
+      </w:r>
+    </w:p>
+    <w:p>
+      <w:pPr>
+        <w:spacing w:after="0"/>
+        <w:jc w:val="both"/>
+      </w:pPr>
+      <w:r>
+        <w:rPr>
+          <w:rFonts w:ascii="Mangal" w:hAnsi="Mangal" w:cs="Mangal" w:eastAsia="Mangal"/>
+          <w:b w:val="0"/>
+          <w:sz w:val="24"/>
+        </w:rPr>
+        <w:t>मुख्य व्यंग्य प्रभावशाली संबंधों के जरिए अयोग्य व्यक्ति को पद और अपराधी को संरक्षण/सम्मान दिलाने पर है। यहाँ लिंक न्याय और नैतिकता को निष्प्रभावी कर देता है।</w:t>
+      </w:r>
+    </w:p>
+    <w:p>
+      <w:pPr>
+        <w:spacing w:after="0"/>
+        <w:jc w:val="both"/>
+      </w:pPr>
+      <w:r>
+        <w:rPr>
+          <w:rFonts w:ascii="Mangal" w:hAnsi="Mangal" w:cs="Mangal" w:eastAsia="Mangal"/>
+          <w:b/>
+          <w:sz w:val="24"/>
+        </w:rPr>
+        <w:t>लेखक क्या परिवर्तन चाहते हैं?</w:t>
+      </w:r>
+    </w:p>
+    <w:p>
+      <w:pPr>
+        <w:spacing w:after="0"/>
+        <w:jc w:val="both"/>
+      </w:pPr>
+      <w:r>
+        <w:rPr>
+          <w:rFonts w:ascii="Mangal" w:hAnsi="Mangal" w:cs="Mangal" w:eastAsia="Mangal"/>
+          <w:b w:val="0"/>
+          <w:sz w:val="24"/>
+        </w:rPr>
+        <w:t>लेखक चाहते हैं कि नियुक्ति, सम्मान और न्याय योग्यता तथा प्रमाण पर आधारित हों। अपराधियों को लिंक के कारण बचाने के बजाय निष्पक्ष कानूनी कार्रवाई हो।</w:t>
       </w:r>
     </w:p>
     <w:p>
